--- a/Курсовая.docx
+++ b/Курсовая.docx
@@ -28,7 +28,7 @@
           <w:rFonts w:ascii="Times New Roman" w:hAnsi="Times New Roman"/>
           <w:sz w:val="28"/>
         </w:rPr>
-        <w:t>Кинематограф является одним из самых востребованных видов досуга в современном обществе, объединяющим зрителей разных возрастов и интересов. В современных условиях организация работы кинотеатров и взаимодействие с посетителями всё чаще осуществляются с использованием цифровых технологий, позволяющих автоматизировать продажу билетов, управление расписанием сеансов и координацию работы сети кинотеатров.</w:t>
+        <w:t>Посещение кинотеатров остаётся одной из наиболее массовых форм досуга, а сам кинопрокат — крупной отраслью индустрии развлечений. За последние годы существенно изменился сам способ взаимодействия зрителя с кинотеатром: продажа билетов через кассу постепенно вытесняется онлайн-сервисами, которые позволяют ознакомиться с афишей, выбрать конкретный сеанс, забронировать места в зале и оплатить заказ непосредственно с компьютера или мобильного устройства. Подобные сервисы становятся обязательным элементом работы современных кинотеатров и одновременно удобным инструментом для зрителей, что определяет актуальность разработки полнофункционального web-приложения подобного класса.</w:t>
       </w:r>
     </w:p>
     <w:p>
@@ -42,7 +42,7 @@
           <w:rFonts w:ascii="Times New Roman" w:hAnsi="Times New Roman"/>
           <w:sz w:val="28"/>
         </w:rPr>
-        <w:t>Разрабатываемое web-приложение представляет собой систему для поиска фильмов в прокате и приобретения билетов на киносеансы. Система предоставляет пользователям возможность просматривать афишу действующих и будущих фильмов, изучать детальную информацию о картинах, выбирать сеансы и места в зале, оплачивать билеты в режиме онлайн с получением электронного билета в виде QR-кода, оставлять комментарии и оценивать просмотренные фильмы. Дополнительно приложение поддерживает распределение ролей между гостями, клиентами и администраторами, что позволяет разграничить доступ к функциональным возможностям системы и обеспечить управление платформой.</w:t>
+        <w:t>Разрабатываемое web-приложение «Киноафиша» предназначено для автоматизации деятельности кинотеатра в части представления репертуара и продажи билетов на сеансы. Приложение объединяет в единой среде функции просмотра афиши, изучения детальной информации о фильмах с возможностью воспроизведения трейлеров, поиска и фильтрации картин по жанрам и зрительскому рейтингу, выбора конкретного места в зале и оплаты заказа через интернет-эквайринг. После успешной оплаты пользователь получает электронный билет с QR-кодом, который сохраняется в личном кабинете и предъявляется на входе в зал. Помимо функций, ориентированных на зрителя, в приложении предусмотрена административная подсистема, позволяющая управлять списком фильмов, классификаторами жанров и кинотеатров, схемами залов, расписанием сеансов, пользователями и публикуемыми отзывами, а также получать сводную статистику по продажам.</w:t>
       </w:r>
     </w:p>
     <w:p>
@@ -56,7 +56,7 @@
           <w:rFonts w:ascii="Times New Roman" w:hAnsi="Times New Roman"/>
           <w:sz w:val="28"/>
         </w:rPr>
-        <w:t>Целью данного курсового проекта является разработка современного web-приложения для поиска фильмов и онлайн-бронирования билетов на киносеансы, обеспечивающего удобное взаимодействие пользователей, автоматизацию управления репертуаром кинотеатров и приём электронных платежей в режиме реального времени. Для достижения поставленной цели необходимо выполнить анализ предметной области и обзор аналогичных решений, что рассматривается в главе 1, разработать архитектуру приложения, модель базы данных и программную реализацию функциональных возможностей системы, представленные в главе 2, а также выполнить тестирование и проверку работоспособности приложения и составить руководство пользователя, рассмотренные в главе 3.</w:t>
+        <w:t>Доступ к функциональным возможностям приложения разграничивается при помощи ролевой модели: к роли «Гость» относятся незарегистрированные посетители, имеющие возможность только просматривать информацию о фильмах и сеансах; роль «Клиент» получают зарегистрированные пользователи, которым доступно бронирование и оплата билетов, отмена ранее купленных билетов, публикация отзывов и выставление оценок; роль «Администратор» обладает полным набором прав по управлению содержимым приложения и его пользователями.</w:t>
       </w:r>
     </w:p>
     <w:p>
@@ -70,7 +70,7 @@
           <w:rFonts w:ascii="Times New Roman" w:hAnsi="Times New Roman"/>
           <w:sz w:val="28"/>
         </w:rPr>
-        <w:t>Целевой аудиторией приложения являются зрители, интересующиеся посещением кинотеатров, администраторы кинопрокатных сетей, а также пользователи, заинтересованные в удобной платформе для выбора фильмов, бронирования мест и оплаты билетов через единый онлайн-сервис.</w:t>
+        <w:t>Целью курсового проекта является разработка web-приложения «Киноафиша», обеспечивающего полный цикл взаимодействия пользователя с кинотеатром от выбора фильма и сеанса до получения электронного билета, а также предоставляющего администратору средства управления репертуаром и анализа результатов продаж. Для достижения поставленной цели необходимо провести анализ предметной области и обзор существующих аналогов, что рассматривается в главе 1, спроектировать архитектуру приложения, разработать модель базы данных и выполнить программную реализацию серверной и клиентской частей системы, представленные в главе 2, а также выполнить тестирование разработанного приложения и составить руководство пользователя, рассмотренные в главе 3.</w:t>
       </w:r>
     </w:p>
     <w:p>
@@ -84,7 +84,21 @@
           <w:rFonts w:ascii="Times New Roman" w:hAnsi="Times New Roman"/>
           <w:sz w:val="28"/>
         </w:rPr>
-        <w:t>В качестве программной платформы используются Node.js 22, React 18.3, Oracle Database 21c, TypeORM 0.3, Docker 27 и Nginx 1.27, обеспечивающие разработку современной клиент-серверной web-системы.</w:t>
+        <w:t>Целевой аудиторией приложения являются зрители, выбирающие фильмы и приобретающие билеты онлайн, а также сотрудники и администраторы сети кинотеатров, заинтересованные в централизованном инструменте управления репертуаром, расписанием сеансов и анализе спроса.</w:t>
+      </w:r>
+    </w:p>
+    <w:p>
+      <w:pPr>
+        <w:spacing w:line="240" w:lineRule="auto"/>
+        <w:ind w:firstLine="709"/>
+        <w:jc w:val="both"/>
+      </w:pPr>
+      <w:r>
+        <w:rPr>
+          <w:rFonts w:ascii="Times New Roman" w:hAnsi="Times New Roman"/>
+          <w:sz w:val="28"/>
+        </w:rPr>
+        <w:t>В качестве программной платформы используются Node.js 22, TypeScript 5, web-фреймворк Express 5 и объектно-реляционное отображение TypeORM 0.3 для серверной части; библиотека React 18.3 и сборщик Vite 5 для клиентской части; система управления базами данных Oracle Database 21c; платёжный сервис ЮKassa для приёма электронных платежей; средства контейнеризации Docker 27 и Docker Compose, а также прокси-сервер Nginx 1.27 для маршрутизации запросов и раздачи статических ресурсов.</w:t>
       </w:r>
     </w:p>
     <w:sectPr>
